--- a/examples/anomalies/doc/30-regression-ml-hanr_ml_elm.docx
+++ b/examples/anomalies/doc/30-regression-ml-hanr_ml_elm.docx
@@ -137,6 +137,45 @@
       <w:pPr>
         <w:pStyle w:val="SourceCode"/>
       </w:pPr>
+      <w:r>
+        <w:rPr>
+          <w:rStyle w:val="FunctionTok"/>
+        </w:rPr>
+        <w:t xml:space="preserve">source</w:t>
+      </w:r>
+      <w:r>
+        <w:rPr>
+          <w:rStyle w:val="NormalTok"/>
+        </w:rPr>
+        <w:t xml:space="preserve">(</w:t>
+      </w:r>
+      <w:r>
+        <w:rPr>
+          <w:rStyle w:val="FunctionTok"/>
+        </w:rPr>
+        <w:t xml:space="preserve">url</w:t>
+      </w:r>
+      <w:r>
+        <w:rPr>
+          <w:rStyle w:val="NormalTok"/>
+        </w:rPr>
+        <w:t xml:space="preserve">(</w:t>
+      </w:r>
+      <w:r>
+        <w:rPr>
+          <w:rStyle w:val="StringTok"/>
+        </w:rPr>
+        <w:t xml:space="preserve">"https://raw.githubusercontent.com/cefet-rj-dal/harbinger/master/examples/seed.R"</w:t>
+      </w:r>
+      <w:r>
+        <w:rPr>
+          <w:rStyle w:val="NormalTok"/>
+        </w:rPr>
+        <w:t xml:space="preserve">))</w:t>
+      </w:r>
+      <w:r>
+        <w:br/>
+      </w:r>
       <w:r>
         <w:rPr>
           <w:rStyle w:val="CommentTok"/>
@@ -632,6 +671,21 @@
           <w:rStyle w:val="CommentTok"/>
         </w:rPr>
         <w:t xml:space="preserve"># Fit the model</w:t>
+      </w:r>
+      <w:r>
+        <w:br/>
+      </w:r>
+      <w:r>
+        <w:rPr>
+          <w:rStyle w:val="FunctionTok"/>
+        </w:rPr>
+        <w:t xml:space="preserve">set_example_seed</w:t>
+      </w:r>
+      <w:r>
+        <w:rPr>
+          <w:rStyle w:val="NormalTok"/>
+        </w:rPr>
+        <w:t xml:space="preserve">()</w:t>
       </w:r>
       <w:r>
         <w:br/>

--- a/examples/anomalies/doc/30-regression-ml-hanr_ml_elm.docx
+++ b/examples/anomalies/doc/30-regression-ml-hanr_ml_elm.docx
@@ -102,6 +102,80 @@
       </w:pPr>
       <w:r>
         <w:t xml:space="preserve">inspect the evaluation outputs and the diagnostic plots produced by Harbinger</w:t>
+      </w:r>
+    </w:p>
+    <w:p>
+      <w:pPr>
+        <w:pStyle w:val="FirstParagraph"/>
+      </w:pPr>
+      <w:r>
+        <w:t xml:space="preserve">Contract note</w:t>
+      </w:r>
+      <w:r>
+        <w:t xml:space="preserve"> </w:t>
+      </w:r>
+      <w:r>
+        <w:t xml:space="preserve">-</w:t>
+      </w:r>
+      <w:r>
+        <w:t xml:space="preserve"> </w:t>
+      </w:r>
+      <w:r>
+        <w:rPr>
+          <w:rStyle w:val="VerbatimChar"/>
+        </w:rPr>
+        <w:t xml:space="preserve">hanr_ml()</w:t>
+      </w:r>
+      <w:r>
+        <w:t xml:space="preserve"> </w:t>
+      </w:r>
+      <w:r>
+        <w:t xml:space="preserve">now coerces the wrapped regressor output with</w:t>
+      </w:r>
+      <w:r>
+        <w:t xml:space="preserve"> </w:t>
+      </w:r>
+      <w:r>
+        <w:rPr>
+          <w:rStyle w:val="VerbatimChar"/>
+        </w:rPr>
+        <w:t xml:space="preserve">as.vector()</w:t>
+      </w:r>
+      <w:r>
+        <w:t xml:space="preserve"> </w:t>
+      </w:r>
+      <w:r>
+        <w:t xml:space="preserve">before computing residuals, so</w:t>
+      </w:r>
+      <w:r>
+        <w:t xml:space="preserve"> </w:t>
+      </w:r>
+      <w:r>
+        <w:rPr>
+          <w:rStyle w:val="VerbatimChar"/>
+        </w:rPr>
+        <w:t xml:space="preserve">tspredit</w:t>
+      </w:r>
+      <w:r>
+        <w:t xml:space="preserve"> </w:t>
+      </w:r>
+      <w:r>
+        <w:t xml:space="preserve">models remain compatible even when</w:t>
+      </w:r>
+      <w:r>
+        <w:t xml:space="preserve"> </w:t>
+      </w:r>
+      <w:r>
+        <w:rPr>
+          <w:rStyle w:val="VerbatimChar"/>
+        </w:rPr>
+        <w:t xml:space="preserve">predict()</w:t>
+      </w:r>
+      <w:r>
+        <w:t xml:space="preserve"> </w:t>
+      </w:r>
+      <w:r>
+        <w:t xml:space="preserve">carries extra attributes.</w:t>
       </w:r>
     </w:p>
     <w:bookmarkStart w:id="11" w:name="prepare-the-example"/>
